--- a/RT/РТ (УП11) пара 38 ст Ермилов Д.Е..docx
+++ b/RT/РТ (УП11) пара 38 ст Ермилов Д.Е..docx
@@ -154,7 +154,7 @@
           <w:color w:val="0F1115"/>
           <w:lang w:eastAsia="ru-RU"/>
         </w:rPr>
-        <w:t xml:space="preserve"> Ермилов Даниил Евгеньевич</w:t>
+        <w:t xml:space="preserve"> 26.10.2026</w:t>
       </w:r>
       <w:r>
         <w:rPr>
@@ -180,7 +180,7 @@
           <w:color w:val="0F1115"/>
           <w:lang w:eastAsia="ru-RU"/>
         </w:rPr>
-        <w:t xml:space="preserve"> «Парфюмерия»</w:t>
+        <w:t xml:space="preserve"> Ермилов Даниил Евгеньевич</w:t>
       </w:r>
       <w:r>
         <w:rPr>
@@ -232,7 +232,7 @@
           <w:color w:val="0F1115"/>
           <w:lang w:eastAsia="ru-RU"/>
         </w:rPr>
-        <w:t xml:space="preserve"> ____________________</w:t>
+        <w:t xml:space="preserve"> «Парфюмерия»</w:t>
       </w:r>
     </w:p>
     <w:p>
@@ -572,7 +572,7 @@
                 <w:szCs w:val="23"/>
                 <w:lang w:eastAsia="ru-RU"/>
               </w:rPr>
-              <w:t xml:space="preserve">Научиться подсвечивать товары со скидкой более 15% цветом </w:t>
+              <w:t>Научиться подсвечивать товары со скидкой более 15% цветом </w:t>
             </w:r>
             <w:r>
               <w:rPr>
@@ -591,7 +591,7 @@
                 <w:szCs w:val="23"/>
                 <w:lang w:eastAsia="ru-RU"/>
               </w:rPr>
-              <w:t xml:space="preserve"> в каталоге</w:t>
+              <w:t> в каталоге</w:t>
             </w:r>
           </w:p>
         </w:tc>
@@ -1265,6 +1265,7 @@
                 <w:szCs w:val="23"/>
                 <w:lang w:eastAsia="ru-RU"/>
               </w:rPr>
+              <w:lastRenderedPageBreak/>
               <w:t>БД</w:t>
             </w:r>
           </w:p>
@@ -5670,7 +5671,7 @@
                 <w:szCs w:val="23"/>
                 <w:lang w:eastAsia="ru-RU"/>
               </w:rPr>
-              <w:t xml:space="preserve">Нет условия </w:t>
+              <w:t>Нет условия </w:t>
             </w:r>
             <w:r>
               <w:rPr>
@@ -5748,7 +5749,7 @@
                 <w:szCs w:val="23"/>
                 <w:lang w:eastAsia="ru-RU"/>
               </w:rPr>
-              <w:t xml:space="preserve">Ошибка </w:t>
+              <w:t>Ошибка </w:t>
             </w:r>
             <w:r>
               <w:rPr>
@@ -5825,7 +5826,7 @@
                 <w:szCs w:val="23"/>
                 <w:lang w:eastAsia="ru-RU"/>
               </w:rPr>
-              <w:t xml:space="preserve">Проверьте </w:t>
+              <w:t>Проверьте </w:t>
             </w:r>
             <w:r>
               <w:rPr>
@@ -5903,7 +5904,7 @@
                 <w:szCs w:val="23"/>
                 <w:lang w:eastAsia="ru-RU"/>
               </w:rPr>
-              <w:t xml:space="preserve">Неверный </w:t>
+              <w:t>Неверный </w:t>
             </w:r>
             <w:r>
               <w:rPr>
@@ -5946,7 +5947,7 @@
                 <w:szCs w:val="23"/>
                 <w:lang w:eastAsia="ru-RU"/>
               </w:rPr>
-              <w:t xml:space="preserve">Проверьте </w:t>
+              <w:t>Проверьте </w:t>
             </w:r>
             <w:r>
               <w:rPr>
@@ -6057,7 +6058,7 @@
                 <w:szCs w:val="23"/>
                 <w:lang w:eastAsia="ru-RU"/>
               </w:rPr>
-              <w:t xml:space="preserve">Добавьте </w:t>
+              <w:t>Добавьте </w:t>
             </w:r>
             <w:r>
               <w:rPr>
@@ -6103,6 +6104,7 @@
                 <w:shd w:val="clear" w:color="auto" w:fill="EBEEF2"/>
                 <w:lang w:val="en-US" w:eastAsia="ru-RU"/>
               </w:rPr>
+              <w:lastRenderedPageBreak/>
               <w:t>TypeError: calculate_price() missing 1 required positional argument</w:t>
             </w:r>
           </w:p>
@@ -6136,7 +6138,7 @@
                 <w:szCs w:val="23"/>
                 <w:lang w:eastAsia="ru-RU"/>
               </w:rPr>
-              <w:t xml:space="preserve">Не передан </w:t>
+              <w:t>Не передан </w:t>
             </w:r>
             <w:r>
               <w:rPr>
@@ -6188,7 +6190,7 @@
                 <w:szCs w:val="23"/>
                 <w:lang w:val="en-US" w:eastAsia="ru-RU"/>
               </w:rPr>
-              <w:t xml:space="preserve"> </w:t>
+              <w:t> </w:t>
             </w:r>
             <w:r>
               <w:rPr>
@@ -6207,7 +6209,7 @@
                 <w:szCs w:val="23"/>
                 <w:lang w:val="en-US" w:eastAsia="ru-RU"/>
               </w:rPr>
-              <w:t xml:space="preserve"> </w:t>
+              <w:t> </w:t>
             </w:r>
             <w:r>
               <w:rPr>
@@ -6225,7 +6227,7 @@
                 <w:szCs w:val="23"/>
                 <w:lang w:val="en-US" w:eastAsia="ru-RU"/>
               </w:rPr>
-              <w:t xml:space="preserve"> </w:t>
+              <w:t> </w:t>
             </w:r>
             <w:r>
               <w:rPr>
@@ -8948,7 +8950,7 @@
                 <w:szCs w:val="23"/>
                 <w:lang w:eastAsia="ru-RU"/>
               </w:rPr>
-              <w:t>☑</w:t>
+              <w:t>☐</w:t>
             </w:r>
             <w:r>
               <w:rPr>
@@ -10678,7 +10680,7 @@
                 <w:szCs w:val="23"/>
                 <w:lang w:eastAsia="ru-RU"/>
               </w:rPr>
-              <w:t xml:space="preserve">Как применить цвет </w:t>
+              <w:t>Как применить цвет </w:t>
             </w:r>
             <w:r>
               <w:rPr>
@@ -11262,7 +11264,7 @@
                 <w:szCs w:val="23"/>
                 <w:lang w:eastAsia="ru-RU"/>
               </w:rPr>
-              <w:t xml:space="preserve">Написали </w:t>
+              <w:t>Написали </w:t>
             </w:r>
             <w:r>
               <w:rPr>
@@ -11373,7 +11375,7 @@
                 <w:szCs w:val="23"/>
                 <w:lang w:eastAsia="ru-RU"/>
               </w:rPr>
-              <w:t xml:space="preserve">Применили цвет в </w:t>
+              <w:t>Применили цвет в </w:t>
             </w:r>
             <w:r>
               <w:rPr>
@@ -11552,6 +11554,7 @@
                 <w:szCs w:val="23"/>
                 <w:lang w:eastAsia="ru-RU"/>
               </w:rPr>
+              <w:lastRenderedPageBreak/>
               <w:t>5</w:t>
             </w:r>
           </w:p>
@@ -11861,7 +11864,7 @@
           <w:color w:val="0F1115"/>
           <w:lang w:eastAsia="ru-RU"/>
         </w:rPr>
-        <w:t>☑</w:t>
+        <w:t>☐</w:t>
       </w:r>
       <w:r>
         <w:rPr>
@@ -11885,7 +11888,7 @@
           <w:color w:val="0F1115"/>
           <w:lang w:eastAsia="ru-RU"/>
         </w:rPr>
-        <w:t>☑</w:t>
+        <w:t>☐</w:t>
       </w:r>
       <w:r>
         <w:rPr>
@@ -12327,7 +12330,7 @@
                 <w:szCs w:val="23"/>
                 <w:lang w:eastAsia="ru-RU"/>
               </w:rPr>
-              <w:t xml:space="preserve"> написан</w:t>
+              <w:t> написан</w:t>
             </w:r>
           </w:p>
         </w:tc>
@@ -12455,7 +12458,7 @@
                 <w:szCs w:val="23"/>
                 <w:lang w:eastAsia="ru-RU"/>
               </w:rPr>
-              <w:t xml:space="preserve">Цвет применяется в </w:t>
+              <w:t>Цвет применяется в </w:t>
             </w:r>
             <w:r>
               <w:rPr>
@@ -12593,7 +12596,7 @@
                 <w:szCs w:val="23"/>
                 <w:lang w:eastAsia="ru-RU"/>
               </w:rPr>
-              <w:t xml:space="preserve">Условие </w:t>
+              <w:t>Условие </w:t>
             </w:r>
             <w:r>
               <w:rPr>
@@ -12612,7 +12615,7 @@
                 <w:szCs w:val="23"/>
                 <w:lang w:eastAsia="ru-RU"/>
               </w:rPr>
-              <w:t xml:space="preserve"> работает</w:t>
+              <w:t> работает</w:t>
             </w:r>
           </w:p>
         </w:tc>
@@ -14858,7 +14861,7 @@
                 <w:szCs w:val="23"/>
                 <w:lang w:eastAsia="ru-RU"/>
               </w:rPr>
-              <w:t xml:space="preserve"> выложен</w:t>
+              <w:t> выложен</w:t>
             </w:r>
           </w:p>
         </w:tc>
@@ -16200,7 +16203,7 @@
                 <w:szCs w:val="23"/>
                 <w:lang w:eastAsia="ru-RU"/>
               </w:rPr>
-              <w:t xml:space="preserve">Нет условия </w:t>
+              <w:t>Нет условия </w:t>
             </w:r>
             <w:r>
               <w:rPr>
@@ -16279,6 +16282,7 @@
                 <w:shd w:val="clear" w:color="auto" w:fill="EBEEF2"/>
                 <w:lang w:eastAsia="ru-RU"/>
               </w:rPr>
+              <w:lastRenderedPageBreak/>
               <w:t>ZeroDivisionError</w:t>
             </w:r>
           </w:p>
@@ -16346,7 +16350,7 @@
                 <w:szCs w:val="23"/>
                 <w:lang w:eastAsia="ru-RU"/>
               </w:rPr>
-              <w:t xml:space="preserve">Проверьте </w:t>
+              <w:t>Проверьте </w:t>
             </w:r>
             <w:r>
               <w:rPr>
@@ -16424,7 +16428,7 @@
                 <w:szCs w:val="23"/>
                 <w:lang w:eastAsia="ru-RU"/>
               </w:rPr>
-              <w:t xml:space="preserve">Неверный </w:t>
+              <w:t>Неверный </w:t>
             </w:r>
             <w:r>
               <w:rPr>
@@ -16467,7 +16471,7 @@
                 <w:szCs w:val="23"/>
                 <w:lang w:eastAsia="ru-RU"/>
               </w:rPr>
-              <w:t xml:space="preserve">Проверьте </w:t>
+              <w:t>Проверьте </w:t>
             </w:r>
             <w:r>
               <w:rPr>
@@ -16578,7 +16582,7 @@
                 <w:szCs w:val="23"/>
                 <w:lang w:eastAsia="ru-RU"/>
               </w:rPr>
-              <w:t xml:space="preserve">Добавьте </w:t>
+              <w:t>Добавьте </w:t>
             </w:r>
             <w:r>
               <w:rPr>
@@ -16657,7 +16661,7 @@
                 <w:szCs w:val="23"/>
                 <w:lang w:eastAsia="ru-RU"/>
               </w:rPr>
-              <w:t xml:space="preserve">Не передан </w:t>
+              <w:t>Не передан </w:t>
             </w:r>
             <w:r>
               <w:rPr>
@@ -16700,7 +16704,7 @@
                 <w:szCs w:val="23"/>
                 <w:lang w:eastAsia="ru-RU"/>
               </w:rPr>
-              <w:t xml:space="preserve">Передайте </w:t>
+              <w:t>Передайте </w:t>
             </w:r>
             <w:r>
               <w:rPr>
@@ -16719,7 +16723,7 @@
                 <w:szCs w:val="23"/>
                 <w:lang w:eastAsia="ru-RU"/>
               </w:rPr>
-              <w:t xml:space="preserve"> в </w:t>
+              <w:t> в </w:t>
             </w:r>
             <w:r>
               <w:rPr>
